--- a/최종교재/00장_표지_작가소개_작가의말_도입글_목차.docx
+++ b/최종교재/00장_표지_작가소개_작가의말_도입글_목차.docx
@@ -674,33 +674,9 @@
       </w:pPr>
       <w:r>
         <w:rPr>
-          <w:rFonts w:hint="eastAsia"/>
           <w:sz w:val="24"/>
-          <w:lang w:eastAsia="ko-KR"/>
-        </w:rPr>
-        <w:t>부산</w:t>
-      </w:r>
-      <w:r>
-        <w:rPr>
-          <w:sz w:val="24"/>
-          <w:lang w:eastAsia="ko-KR"/>
-        </w:rPr>
-        <w:t xml:space="preserve">대학교 </w:t>
-      </w:r>
-      <w:r>
-        <w:rPr>
-          <w:rFonts w:hint="eastAsia"/>
-          <w:sz w:val="24"/>
-          <w:lang w:eastAsia="ko-KR"/>
-        </w:rPr>
-        <w:t>0</w:t>
-      </w:r>
-      <w:r>
-        <w:rPr>
-          <w:sz w:val="24"/>
-          <w:lang w:eastAsia="ko-KR"/>
-        </w:rPr>
-        <w:t>0000000000</w:t>
+        </w:rPr>
+        <w:t>코드코리아 대표</w:t>
       </w:r>
     </w:p>
     <w:p>
@@ -711,33 +687,9 @@
       </w:pPr>
       <w:r>
         <w:rPr>
-          <w:rFonts w:hint="eastAsia"/>
-          <w:sz w:val="22"/>
-          <w:lang w:eastAsia="ko-KR"/>
-        </w:rPr>
-        <w:t>부산</w:t>
-      </w:r>
-      <w:r>
-        <w:rPr>
-          <w:sz w:val="22"/>
-          <w:lang w:eastAsia="ko-KR"/>
-        </w:rPr>
-        <w:t xml:space="preserve">대학교 </w:t>
-      </w:r>
-      <w:r>
-        <w:rPr>
-          <w:rFonts w:hint="eastAsia"/>
-          <w:sz w:val="22"/>
-          <w:lang w:eastAsia="ko-KR"/>
-        </w:rPr>
-        <w:t>0</w:t>
-      </w:r>
-      <w:r>
-        <w:rPr>
-          <w:sz w:val="22"/>
-          <w:lang w:eastAsia="ko-KR"/>
-        </w:rPr>
-        <w:t>0000000000</w:t>
+          <w:sz w:val="22"/>
+        </w:rPr>
+        <w:t>부산대학교 AI융합교육원 강사</w:t>
       </w:r>
     </w:p>
     <w:p>
@@ -748,25 +700,9 @@
       </w:pPr>
       <w:r>
         <w:rPr>
-          <w:rFonts w:hint="eastAsia"/>
-          <w:sz w:val="22"/>
-          <w:lang w:eastAsia="ko-KR"/>
-        </w:rPr>
-        <w:t>0</w:t>
-      </w:r>
-      <w:r>
-        <w:rPr>
-          <w:sz w:val="22"/>
-          <w:lang w:eastAsia="ko-KR"/>
-        </w:rPr>
-        <w:t>000000000000000000000</w:t>
-      </w:r>
-      <w:r>
-        <w:rPr>
-          <w:sz w:val="22"/>
-          <w:lang w:eastAsia="ko-KR"/>
-        </w:rPr>
-        <w:t>개발 분야에서 활동하고 있습니다.</w:t>
+          <w:sz w:val="22"/>
+        </w:rPr>
+        <w:t>웹 서비스 개발과 AI를 활용한 소프트웨어 교육 분야에서 활동하고 있습니다.</w:t>
       </w:r>
     </w:p>
     <w:p>
@@ -792,18 +728,9 @@
       </w:pPr>
       <w:r>
         <w:rPr>
-          <w:rFonts w:hint="eastAsia"/>
-          <w:sz w:val="22"/>
-          <w:lang w:eastAsia="ko-KR"/>
-        </w:rPr>
-        <w:t>0</w:t>
-      </w:r>
-      <w:r>
-        <w:rPr>
-          <w:sz w:val="22"/>
-          <w:lang w:eastAsia="ko-KR"/>
-        </w:rPr>
-        <w:t>000000000000</w:t>
+          <w:sz w:val="22"/>
+        </w:rPr>
+        <w:t>『바이브코딩으로 배우는 인공지능 윤리』 공저</w:t>
       </w:r>
     </w:p>
     <w:p>
